--- a/docs/Defect Report — AU Roadmap Project.docx
+++ b/docs/Defect Report — AU Roadmap Project.docx
@@ -123,7 +123,7 @@
           <w:sz w:val="22"/>
           <w:szCs w:val="22"/>
         </w:rPr>
-        <w:t xml:space="preserve">44 (44 Fixed, 0 Open)</w:t>
+        <w:t xml:space="preserve">45 (45 Fixed, 0 Open)</w:t>
       </w:r>
     </w:p>
     <w:p>
@@ -10151,6 +10151,231 @@
                 <w:szCs w:val="17"/>
               </w:rPr>
               <w:t xml:space="preserve">Avatar Upload — Old File Cleanup Uses Empty catch, Swallowing Errors</w:t>
+            </w:r>
+          </w:p>
+        </w:tc>
+        <w:tc>
+          <w:tcPr>
+            <w:tcW w:type="dxa" w:w="900"/>
+            <w:tcBorders>
+              <w:top w:val="single" w:color="CCCCCC" w:sz="1"/>
+              <w:left w:val="single" w:color="CCCCCC" w:sz="1"/>
+              <w:bottom w:val="single" w:color="CCCCCC" w:sz="1"/>
+              <w:right w:val="single" w:color="CCCCCC" w:sz="1"/>
+            </w:tcBorders>
+            <w:tcMar>
+              <w:top w:type="dxa" w:w="60"/>
+              <w:left w:type="dxa" w:w="120"/>
+              <w:bottom w:type="dxa" w:w="60"/>
+              <w:right w:type="dxa" w:w="120"/>
+            </w:tcMar>
+            <w:vAlign w:val="top"/>
+          </w:tcPr>
+          <w:p>
+            <w:pPr>
+              <w:spacing w:after="40" w:before="40"/>
+              <w:jc w:val="left"/>
+            </w:pPr>
+            <w:r>
+              <w:rPr>
+                <w:rFonts w:ascii="Arial" w:cs="Arial" w:eastAsia="Arial" w:hAnsi="Arial"/>
+                <w:b w:val="false"/>
+                <w:bCs w:val="false"/>
+                <w:i w:val="false"/>
+                <w:iCs w:val="false"/>
+                <w:color w:val="000000"/>
+                <w:sz w:val="17"/>
+                <w:szCs w:val="17"/>
+              </w:rPr>
+              <w:t xml:space="preserve">Low</w:t>
+            </w:r>
+          </w:p>
+        </w:tc>
+        <w:tc>
+          <w:tcPr>
+            <w:tcW w:type="dxa" w:w="900"/>
+            <w:tcBorders>
+              <w:top w:val="single" w:color="CCCCCC" w:sz="1"/>
+              <w:left w:val="single" w:color="CCCCCC" w:sz="1"/>
+              <w:bottom w:val="single" w:color="CCCCCC" w:sz="1"/>
+              <w:right w:val="single" w:color="CCCCCC" w:sz="1"/>
+            </w:tcBorders>
+            <w:tcMar>
+              <w:top w:type="dxa" w:w="60"/>
+              <w:left w:type="dxa" w:w="120"/>
+              <w:bottom w:type="dxa" w:w="60"/>
+              <w:right w:type="dxa" w:w="120"/>
+            </w:tcMar>
+            <w:vAlign w:val="top"/>
+          </w:tcPr>
+          <w:p>
+            <w:pPr>
+              <w:spacing w:after="40" w:before="40"/>
+              <w:jc w:val="left"/>
+            </w:pPr>
+            <w:r>
+              <w:rPr>
+                <w:rFonts w:ascii="Arial" w:cs="Arial" w:eastAsia="Arial" w:hAnsi="Arial"/>
+                <w:b w:val="false"/>
+                <w:bCs w:val="false"/>
+                <w:i w:val="false"/>
+                <w:iCs w:val="false"/>
+                <w:color w:val="000000"/>
+                <w:sz w:val="17"/>
+                <w:szCs w:val="17"/>
+              </w:rPr>
+              <w:t xml:space="preserve">Low</w:t>
+            </w:r>
+          </w:p>
+        </w:tc>
+        <w:tc>
+          <w:tcPr>
+            <w:tcW w:type="dxa" w:w="900"/>
+            <w:tcBorders>
+              <w:top w:val="single" w:color="CCCCCC" w:sz="1"/>
+              <w:left w:val="single" w:color="CCCCCC" w:sz="1"/>
+              <w:bottom w:val="single" w:color="CCCCCC" w:sz="1"/>
+              <w:right w:val="single" w:color="CCCCCC" w:sz="1"/>
+            </w:tcBorders>
+            <w:shd w:fill="E2EFDA" w:val="clear"/>
+            <w:tcMar>
+              <w:top w:type="dxa" w:w="60"/>
+              <w:left w:type="dxa" w:w="120"/>
+              <w:bottom w:type="dxa" w:w="60"/>
+              <w:right w:type="dxa" w:w="120"/>
+            </w:tcMar>
+            <w:vAlign w:val="top"/>
+          </w:tcPr>
+          <w:p>
+            <w:pPr>
+              <w:spacing w:after="40" w:before="40"/>
+              <w:jc w:val="left"/>
+            </w:pPr>
+            <w:r>
+              <w:rPr>
+                <w:rFonts w:ascii="Arial" w:cs="Arial" w:eastAsia="Arial" w:hAnsi="Arial"/>
+                <w:b/>
+                <w:bCs/>
+                <w:i w:val="false"/>
+                <w:iCs w:val="false"/>
+                <w:color w:val="000000"/>
+                <w:sz w:val="17"/>
+                <w:szCs w:val="17"/>
+              </w:rPr>
+              <w:t xml:space="preserve">Fixed</w:t>
+            </w:r>
+          </w:p>
+        </w:tc>
+        <w:tc>
+          <w:tcPr>
+            <w:tcW w:type="dxa" w:w="1260"/>
+            <w:tcBorders>
+              <w:top w:val="single" w:color="CCCCCC" w:sz="1"/>
+              <w:left w:val="single" w:color="CCCCCC" w:sz="1"/>
+              <w:bottom w:val="single" w:color="CCCCCC" w:sz="1"/>
+              <w:right w:val="single" w:color="CCCCCC" w:sz="1"/>
+            </w:tcBorders>
+            <w:tcMar>
+              <w:top w:type="dxa" w:w="60"/>
+              <w:left w:type="dxa" w:w="120"/>
+              <w:bottom w:type="dxa" w:w="60"/>
+              <w:right w:type="dxa" w:w="120"/>
+            </w:tcMar>
+            <w:vAlign w:val="top"/>
+          </w:tcPr>
+          <w:p>
+            <w:pPr>
+              <w:spacing w:after="40" w:before="40"/>
+              <w:jc w:val="left"/>
+            </w:pPr>
+            <w:r>
+              <w:rPr>
+                <w:rFonts w:ascii="Arial" w:cs="Arial" w:eastAsia="Arial" w:hAnsi="Arial"/>
+                <w:b w:val="false"/>
+                <w:bCs w:val="false"/>
+                <w:i w:val="false"/>
+                <w:iCs w:val="false"/>
+                <w:color w:val="000000"/>
+                <w:sz w:val="17"/>
+                <w:szCs w:val="17"/>
+              </w:rPr>
+              <w:t xml:space="preserve">07 May 2026</w:t>
+            </w:r>
+          </w:p>
+        </w:tc>
+      </w:tr>
+      <w:tr>
+        <w:tc>
+          <w:tcPr>
+            <w:tcW w:type="dxa" w:w="1000"/>
+            <w:tcBorders>
+              <w:top w:val="single" w:color="CCCCCC" w:sz="1"/>
+              <w:left w:val="single" w:color="CCCCCC" w:sz="1"/>
+              <w:bottom w:val="single" w:color="CCCCCC" w:sz="1"/>
+              <w:right w:val="single" w:color="CCCCCC" w:sz="1"/>
+            </w:tcBorders>
+            <w:tcMar>
+              <w:top w:type="dxa" w:w="60"/>
+              <w:left w:type="dxa" w:w="120"/>
+              <w:bottom w:type="dxa" w:w="60"/>
+              <w:right w:type="dxa" w:w="120"/>
+            </w:tcMar>
+            <w:vAlign w:val="top"/>
+          </w:tcPr>
+          <w:p>
+            <w:pPr>
+              <w:spacing w:after="40" w:before="40"/>
+              <w:jc w:val="left"/>
+            </w:pPr>
+            <w:r>
+              <w:rPr>
+                <w:rFonts w:ascii="Arial" w:cs="Arial" w:eastAsia="Arial" w:hAnsi="Arial"/>
+                <w:b w:val="false"/>
+                <w:bCs w:val="false"/>
+                <w:i w:val="false"/>
+                <w:iCs w:val="false"/>
+                <w:color w:val="000000"/>
+                <w:sz w:val="17"/>
+                <w:szCs w:val="17"/>
+              </w:rPr>
+              <w:t xml:space="preserve">DEF-045</w:t>
+            </w:r>
+          </w:p>
+        </w:tc>
+        <w:tc>
+          <w:tcPr>
+            <w:tcW w:type="dxa" w:w="3400"/>
+            <w:tcBorders>
+              <w:top w:val="single" w:color="CCCCCC" w:sz="1"/>
+              <w:left w:val="single" w:color="CCCCCC" w:sz="1"/>
+              <w:bottom w:val="single" w:color="CCCCCC" w:sz="1"/>
+              <w:right w:val="single" w:color="CCCCCC" w:sz="1"/>
+            </w:tcBorders>
+            <w:tcMar>
+              <w:top w:type="dxa" w:w="60"/>
+              <w:left w:type="dxa" w:w="120"/>
+              <w:bottom w:type="dxa" w:w="60"/>
+              <w:right w:type="dxa" w:w="120"/>
+            </w:tcMar>
+            <w:vAlign w:val="top"/>
+          </w:tcPr>
+          <w:p>
+            <w:pPr>
+              <w:spacing w:after="40" w:before="40"/>
+              <w:jc w:val="left"/>
+            </w:pPr>
+            <w:r>
+              <w:rPr>
+                <w:rFonts w:ascii="Arial" w:cs="Arial" w:eastAsia="Arial" w:hAnsi="Arial"/>
+                <w:b w:val="false"/>
+                <w:bCs w:val="false"/>
+                <w:i w:val="false"/>
+                <w:iCs w:val="false"/>
+                <w:color w:val="000000"/>
+                <w:sz w:val="17"/>
+                <w:szCs w:val="17"/>
+              </w:rPr>
+              <w:t xml:space="preserve">Community Post Image Shows Broken Icon After Posting Without Page Refresh</w:t>
             </w:r>
           </w:p>
         </w:tc>
@@ -36939,6 +37164,609 @@
                 <w:szCs w:val="17"/>
               </w:rPr>
               <w:t xml:space="preserve">Replaced the empty catch with a warning log that outputs cleanupErr.message. Errors are now surfaced in server logs without interrupting the upload response flow.</w:t>
+            </w:r>
+          </w:p>
+        </w:tc>
+      </w:tr>
+    </w:tbl>
+    <w:p>
+      <w:pPr>
+        <w:spacing w:after="120" w:before="60"/>
+      </w:pPr>
+    </w:p>
+    <w:p>
+      <w:pPr>
+        <w:spacing w:after="80" w:before="240"/>
+      </w:pPr>
+      <w:r>
+        <w:rPr>
+          <w:rFonts w:ascii="Arial" w:cs="Arial" w:eastAsia="Arial" w:hAnsi="Arial"/>
+          <w:b/>
+          <w:bCs/>
+          <w:color w:val="2E75B6"/>
+          <w:sz w:val="22"/>
+          <w:szCs w:val="22"/>
+        </w:rPr>
+        <w:t xml:space="preserve">DEF-045  </w:t>
+      </w:r>
+      <w:r>
+        <w:rPr>
+          <w:rFonts w:ascii="Arial" w:cs="Arial" w:eastAsia="Arial" w:hAnsi="Arial"/>
+          <w:b/>
+          <w:bCs/>
+          <w:color w:val="1F3864"/>
+          <w:sz w:val="22"/>
+          <w:szCs w:val="22"/>
+        </w:rPr>
+        <w:t xml:space="preserve">Community Post Image Shows Broken Icon After Posting Without Page Refresh</w:t>
+      </w:r>
+    </w:p>
+    <w:tbl>
+      <w:tblPr>
+        <w:tblW w:type="dxa" w:w="9360"/>
+        <w:tblBorders>
+          <w:top w:val="single" w:color="auto" w:sz="4"/>
+          <w:left w:val="single" w:color="auto" w:sz="4"/>
+          <w:bottom w:val="single" w:color="auto" w:sz="4"/>
+          <w:right w:val="single" w:color="auto" w:sz="4"/>
+          <w:insideH w:val="single" w:color="auto" w:sz="4"/>
+          <w:insideV w:val="single" w:color="auto" w:sz="4"/>
+        </w:tblBorders>
+      </w:tblPr>
+      <w:tblGrid>
+        <w:gridCol w:w="1500"/>
+        <w:gridCol w:w="2430"/>
+        <w:gridCol w:w="1500"/>
+        <w:gridCol w:w="2430"/>
+        <w:gridCol w:w="1500"/>
+      </w:tblGrid>
+      <w:tr>
+        <w:tc>
+          <w:tcPr>
+            <w:tcW w:type="dxa" w:w="1500"/>
+            <w:tcBorders>
+              <w:top w:val="single" w:color="CCCCCC" w:sz="1"/>
+              <w:left w:val="single" w:color="CCCCCC" w:sz="1"/>
+              <w:bottom w:val="single" w:color="CCCCCC" w:sz="1"/>
+              <w:right w:val="single" w:color="CCCCCC" w:sz="1"/>
+            </w:tcBorders>
+            <w:shd w:fill="E8EAED" w:val="clear"/>
+            <w:tcMar>
+              <w:top w:type="dxa" w:w="60"/>
+              <w:left w:type="dxa" w:w="120"/>
+              <w:bottom w:type="dxa" w:w="60"/>
+              <w:right w:type="dxa" w:w="120"/>
+            </w:tcMar>
+            <w:vAlign w:val="top"/>
+          </w:tcPr>
+          <w:p>
+            <w:pPr>
+              <w:spacing w:after="40" w:before="40"/>
+              <w:jc w:val="left"/>
+            </w:pPr>
+            <w:r>
+              <w:rPr>
+                <w:rFonts w:ascii="Arial" w:cs="Arial" w:eastAsia="Arial" w:hAnsi="Arial"/>
+                <w:b/>
+                <w:bCs/>
+                <w:i w:val="false"/>
+                <w:iCs w:val="false"/>
+                <w:color w:val="000000"/>
+                <w:sz w:val="17"/>
+                <w:szCs w:val="17"/>
+              </w:rPr>
+              <w:t xml:space="preserve">Component</w:t>
+            </w:r>
+          </w:p>
+        </w:tc>
+        <w:tc>
+          <w:tcPr>
+            <w:tcW w:type="dxa" w:w="2430"/>
+            <w:tcBorders>
+              <w:top w:val="single" w:color="CCCCCC" w:sz="1"/>
+              <w:left w:val="single" w:color="CCCCCC" w:sz="1"/>
+              <w:bottom w:val="single" w:color="CCCCCC" w:sz="1"/>
+              <w:right w:val="single" w:color="CCCCCC" w:sz="1"/>
+            </w:tcBorders>
+            <w:tcMar>
+              <w:top w:type="dxa" w:w="60"/>
+              <w:left w:type="dxa" w:w="120"/>
+              <w:bottom w:type="dxa" w:w="60"/>
+              <w:right w:type="dxa" w:w="120"/>
+            </w:tcMar>
+            <w:vAlign w:val="top"/>
+          </w:tcPr>
+          <w:p>
+            <w:pPr>
+              <w:spacing w:after="40" w:before="40"/>
+              <w:jc w:val="left"/>
+            </w:pPr>
+            <w:r>
+              <w:rPr>
+                <w:rFonts w:ascii="Arial" w:cs="Arial" w:eastAsia="Arial" w:hAnsi="Arial"/>
+                <w:b w:val="false"/>
+                <w:bCs w:val="false"/>
+                <w:i w:val="false"/>
+                <w:iCs w:val="false"/>
+                <w:color w:val="000000"/>
+                <w:sz w:val="17"/>
+                <w:szCs w:val="17"/>
+              </w:rPr>
+              <w:t xml:space="preserve">Frontend / CommunityHubPage.vue</w:t>
+            </w:r>
+          </w:p>
+        </w:tc>
+        <w:tc>
+          <w:tcPr>
+            <w:tcW w:type="dxa" w:w="1500"/>
+            <w:tcBorders>
+              <w:top w:val="single" w:color="CCCCCC" w:sz="1"/>
+              <w:left w:val="single" w:color="CCCCCC" w:sz="1"/>
+              <w:bottom w:val="single" w:color="CCCCCC" w:sz="1"/>
+              <w:right w:val="single" w:color="CCCCCC" w:sz="1"/>
+            </w:tcBorders>
+            <w:shd w:fill="E8EAED" w:val="clear"/>
+            <w:tcMar>
+              <w:top w:type="dxa" w:w="60"/>
+              <w:left w:type="dxa" w:w="120"/>
+              <w:bottom w:type="dxa" w:w="60"/>
+              <w:right w:type="dxa" w:w="120"/>
+            </w:tcMar>
+            <w:vAlign w:val="top"/>
+          </w:tcPr>
+          <w:p>
+            <w:pPr>
+              <w:spacing w:after="40" w:before="40"/>
+              <w:jc w:val="left"/>
+            </w:pPr>
+            <w:r>
+              <w:rPr>
+                <w:rFonts w:ascii="Arial" w:cs="Arial" w:eastAsia="Arial" w:hAnsi="Arial"/>
+                <w:b/>
+                <w:bCs/>
+                <w:i w:val="false"/>
+                <w:iCs w:val="false"/>
+                <w:color w:val="000000"/>
+                <w:sz w:val="17"/>
+                <w:szCs w:val="17"/>
+              </w:rPr>
+              <w:t xml:space="preserve">Sprint</w:t>
+            </w:r>
+          </w:p>
+        </w:tc>
+        <w:tc>
+          <w:tcPr>
+            <w:tcW w:type="dxa" w:w="2430"/>
+            <w:tcBorders>
+              <w:top w:val="single" w:color="CCCCCC" w:sz="1"/>
+              <w:left w:val="single" w:color="CCCCCC" w:sz="1"/>
+              <w:bottom w:val="single" w:color="CCCCCC" w:sz="1"/>
+              <w:right w:val="single" w:color="CCCCCC" w:sz="1"/>
+            </w:tcBorders>
+            <w:tcMar>
+              <w:top w:type="dxa" w:w="60"/>
+              <w:left w:type="dxa" w:w="120"/>
+              <w:bottom w:type="dxa" w:w="60"/>
+              <w:right w:type="dxa" w:w="120"/>
+            </w:tcMar>
+            <w:vAlign w:val="top"/>
+          </w:tcPr>
+          <w:p>
+            <w:pPr>
+              <w:spacing w:after="40" w:before="40"/>
+              <w:jc w:val="left"/>
+            </w:pPr>
+            <w:r>
+              <w:rPr>
+                <w:rFonts w:ascii="Arial" w:cs="Arial" w:eastAsia="Arial" w:hAnsi="Arial"/>
+                <w:b w:val="false"/>
+                <w:bCs w:val="false"/>
+                <w:i w:val="false"/>
+                <w:iCs w:val="false"/>
+                <w:color w:val="000000"/>
+                <w:sz w:val="17"/>
+                <w:szCs w:val="17"/>
+              </w:rPr>
+              <w:t xml:space="preserve">Additional</w:t>
+            </w:r>
+          </w:p>
+        </w:tc>
+        <w:tc>
+          <w:tcPr>
+            <w:tcW w:type="dxa" w:w="1500"/>
+            <w:tcBorders>
+              <w:top w:val="single" w:color="CCCCCC" w:sz="1"/>
+              <w:left w:val="single" w:color="CCCCCC" w:sz="1"/>
+              <w:bottom w:val="single" w:color="CCCCCC" w:sz="1"/>
+              <w:right w:val="single" w:color="CCCCCC" w:sz="1"/>
+            </w:tcBorders>
+            <w:shd w:fill="E2EFDA" w:val="clear"/>
+            <w:tcMar>
+              <w:top w:type="dxa" w:w="60"/>
+              <w:left w:type="dxa" w:w="120"/>
+              <w:bottom w:type="dxa" w:w="60"/>
+              <w:right w:type="dxa" w:w="120"/>
+            </w:tcMar>
+            <w:vAlign w:val="top"/>
+          </w:tcPr>
+          <w:p>
+            <w:pPr>
+              <w:spacing w:after="40" w:before="40"/>
+              <w:jc w:val="left"/>
+            </w:pPr>
+            <w:r>
+              <w:rPr>
+                <w:rFonts w:ascii="Arial" w:cs="Arial" w:eastAsia="Arial" w:hAnsi="Arial"/>
+                <w:b/>
+                <w:bCs/>
+                <w:i w:val="false"/>
+                <w:iCs w:val="false"/>
+                <w:color w:val="375623"/>
+                <w:sz w:val="18"/>
+                <w:szCs w:val="18"/>
+              </w:rPr>
+              <w:t xml:space="preserve">FIXED</w:t>
+            </w:r>
+          </w:p>
+        </w:tc>
+      </w:tr>
+      <w:tr>
+        <w:tc>
+          <w:tcPr>
+            <w:tcW w:type="dxa" w:w="1500"/>
+            <w:tcBorders>
+              <w:top w:val="single" w:color="CCCCCC" w:sz="1"/>
+              <w:left w:val="single" w:color="CCCCCC" w:sz="1"/>
+              <w:bottom w:val="single" w:color="CCCCCC" w:sz="1"/>
+              <w:right w:val="single" w:color="CCCCCC" w:sz="1"/>
+            </w:tcBorders>
+            <w:shd w:fill="E8EAED" w:val="clear"/>
+            <w:tcMar>
+              <w:top w:type="dxa" w:w="60"/>
+              <w:left w:type="dxa" w:w="120"/>
+              <w:bottom w:type="dxa" w:w="60"/>
+              <w:right w:type="dxa" w:w="120"/>
+            </w:tcMar>
+            <w:vAlign w:val="top"/>
+          </w:tcPr>
+          <w:p>
+            <w:pPr>
+              <w:spacing w:after="40" w:before="40"/>
+              <w:jc w:val="left"/>
+            </w:pPr>
+            <w:r>
+              <w:rPr>
+                <w:rFonts w:ascii="Arial" w:cs="Arial" w:eastAsia="Arial" w:hAnsi="Arial"/>
+                <w:b/>
+                <w:bCs/>
+                <w:i w:val="false"/>
+                <w:iCs w:val="false"/>
+                <w:color w:val="000000"/>
+                <w:sz w:val="17"/>
+                <w:szCs w:val="17"/>
+              </w:rPr>
+              <w:t xml:space="preserve">Severity</w:t>
+            </w:r>
+          </w:p>
+        </w:tc>
+        <w:tc>
+          <w:tcPr>
+            <w:tcW w:type="dxa" w:w="2430"/>
+            <w:tcBorders>
+              <w:top w:val="single" w:color="CCCCCC" w:sz="1"/>
+              <w:left w:val="single" w:color="CCCCCC" w:sz="1"/>
+              <w:bottom w:val="single" w:color="CCCCCC" w:sz="1"/>
+              <w:right w:val="single" w:color="CCCCCC" w:sz="1"/>
+            </w:tcBorders>
+            <w:tcMar>
+              <w:top w:type="dxa" w:w="60"/>
+              <w:left w:type="dxa" w:w="120"/>
+              <w:bottom w:type="dxa" w:w="60"/>
+              <w:right w:type="dxa" w:w="120"/>
+            </w:tcMar>
+            <w:vAlign w:val="top"/>
+          </w:tcPr>
+          <w:p>
+            <w:pPr>
+              <w:spacing w:after="40" w:before="40"/>
+              <w:jc w:val="left"/>
+            </w:pPr>
+            <w:r>
+              <w:rPr>
+                <w:rFonts w:ascii="Arial" w:cs="Arial" w:eastAsia="Arial" w:hAnsi="Arial"/>
+                <w:b w:val="false"/>
+                <w:bCs w:val="false"/>
+                <w:i w:val="false"/>
+                <w:iCs w:val="false"/>
+                <w:color w:val="000000"/>
+                <w:sz w:val="17"/>
+                <w:szCs w:val="17"/>
+              </w:rPr>
+              <w:t xml:space="preserve">Low</w:t>
+            </w:r>
+          </w:p>
+        </w:tc>
+        <w:tc>
+          <w:tcPr>
+            <w:tcW w:type="dxa" w:w="1500"/>
+            <w:tcBorders>
+              <w:top w:val="single" w:color="CCCCCC" w:sz="1"/>
+              <w:left w:val="single" w:color="CCCCCC" w:sz="1"/>
+              <w:bottom w:val="single" w:color="CCCCCC" w:sz="1"/>
+              <w:right w:val="single" w:color="CCCCCC" w:sz="1"/>
+            </w:tcBorders>
+            <w:shd w:fill="E8EAED" w:val="clear"/>
+            <w:tcMar>
+              <w:top w:type="dxa" w:w="60"/>
+              <w:left w:type="dxa" w:w="120"/>
+              <w:bottom w:type="dxa" w:w="60"/>
+              <w:right w:type="dxa" w:w="120"/>
+            </w:tcMar>
+            <w:vAlign w:val="top"/>
+          </w:tcPr>
+          <w:p>
+            <w:pPr>
+              <w:spacing w:after="40" w:before="40"/>
+              <w:jc w:val="left"/>
+            </w:pPr>
+            <w:r>
+              <w:rPr>
+                <w:rFonts w:ascii="Arial" w:cs="Arial" w:eastAsia="Arial" w:hAnsi="Arial"/>
+                <w:b/>
+                <w:bCs/>
+                <w:i w:val="false"/>
+                <w:iCs w:val="false"/>
+                <w:color w:val="000000"/>
+                <w:sz w:val="17"/>
+                <w:szCs w:val="17"/>
+              </w:rPr>
+              <w:t xml:space="preserve">Priority</w:t>
+            </w:r>
+          </w:p>
+        </w:tc>
+        <w:tc>
+          <w:tcPr>
+            <w:tcW w:type="dxa" w:w="2430"/>
+            <w:tcBorders>
+              <w:top w:val="single" w:color="CCCCCC" w:sz="1"/>
+              <w:left w:val="single" w:color="CCCCCC" w:sz="1"/>
+              <w:bottom w:val="single" w:color="CCCCCC" w:sz="1"/>
+              <w:right w:val="single" w:color="CCCCCC" w:sz="1"/>
+            </w:tcBorders>
+            <w:tcMar>
+              <w:top w:type="dxa" w:w="60"/>
+              <w:left w:type="dxa" w:w="120"/>
+              <w:bottom w:type="dxa" w:w="60"/>
+              <w:right w:type="dxa" w:w="120"/>
+            </w:tcMar>
+            <w:vAlign w:val="top"/>
+          </w:tcPr>
+          <w:p>
+            <w:pPr>
+              <w:spacing w:after="40" w:before="40"/>
+              <w:jc w:val="left"/>
+            </w:pPr>
+            <w:r>
+              <w:rPr>
+                <w:rFonts w:ascii="Arial" w:cs="Arial" w:eastAsia="Arial" w:hAnsi="Arial"/>
+                <w:b w:val="false"/>
+                <w:bCs w:val="false"/>
+                <w:i w:val="false"/>
+                <w:iCs w:val="false"/>
+                <w:color w:val="000000"/>
+                <w:sz w:val="17"/>
+                <w:szCs w:val="17"/>
+              </w:rPr>
+              <w:t xml:space="preserve">Low</w:t>
+            </w:r>
+          </w:p>
+        </w:tc>
+        <w:tc>
+          <w:tcPr>
+            <w:tcW w:type="dxa" w:w="1500"/>
+            <w:tcBorders>
+              <w:top w:val="single" w:color="CCCCCC" w:sz="1"/>
+              <w:left w:val="single" w:color="CCCCCC" w:sz="1"/>
+              <w:bottom w:val="single" w:color="CCCCCC" w:sz="1"/>
+              <w:right w:val="single" w:color="CCCCCC" w:sz="1"/>
+            </w:tcBorders>
+            <w:shd w:fill="E8EAED" w:val="clear"/>
+            <w:tcMar>
+              <w:top w:type="dxa" w:w="60"/>
+              <w:left w:type="dxa" w:w="120"/>
+              <w:bottom w:type="dxa" w:w="60"/>
+              <w:right w:type="dxa" w:w="120"/>
+            </w:tcMar>
+            <w:vAlign w:val="top"/>
+          </w:tcPr>
+          <w:p>
+            <w:pPr>
+              <w:spacing w:after="40" w:before="40"/>
+              <w:jc w:val="left"/>
+            </w:pPr>
+            <w:r>
+              <w:rPr>
+                <w:rFonts w:ascii="Arial" w:cs="Arial" w:eastAsia="Arial" w:hAnsi="Arial"/>
+                <w:b w:val="false"/>
+                <w:bCs w:val="false"/>
+                <w:i w:val="false"/>
+                <w:iCs w:val="false"/>
+                <w:color w:val="000000"/>
+                <w:sz w:val="17"/>
+                <w:szCs w:val="17"/>
+              </w:rPr>
+              <w:t xml:space="preserve">Fixed: 07 May 2026</w:t>
+            </w:r>
+          </w:p>
+        </w:tc>
+      </w:tr>
+    </w:tbl>
+    <w:tbl>
+      <w:tblPr>
+        <w:tblW w:type="dxa" w:w="9360"/>
+        <w:tblBorders>
+          <w:top w:val="single" w:color="auto" w:sz="4"/>
+          <w:left w:val="single" w:color="auto" w:sz="4"/>
+          <w:bottom w:val="single" w:color="auto" w:sz="4"/>
+          <w:right w:val="single" w:color="auto" w:sz="4"/>
+          <w:insideH w:val="single" w:color="auto" w:sz="4"/>
+          <w:insideV w:val="single" w:color="auto" w:sz="4"/>
+        </w:tblBorders>
+      </w:tblPr>
+      <w:tblGrid>
+        <w:gridCol w:w="1500"/>
+        <w:gridCol w:w="7860"/>
+      </w:tblGrid>
+      <w:tr>
+        <w:tc>
+          <w:tcPr>
+            <w:tcW w:type="dxa" w:w="1500"/>
+            <w:tcBorders>
+              <w:top w:val="single" w:color="CCCCCC" w:sz="1"/>
+              <w:left w:val="single" w:color="CCCCCC" w:sz="1"/>
+              <w:bottom w:val="single" w:color="CCCCCC" w:sz="1"/>
+              <w:right w:val="single" w:color="CCCCCC" w:sz="1"/>
+            </w:tcBorders>
+            <w:shd w:fill="E8EAED" w:val="clear"/>
+            <w:tcMar>
+              <w:top w:type="dxa" w:w="60"/>
+              <w:left w:type="dxa" w:w="120"/>
+              <w:bottom w:type="dxa" w:w="60"/>
+              <w:right w:type="dxa" w:w="120"/>
+            </w:tcMar>
+            <w:vAlign w:val="top"/>
+          </w:tcPr>
+          <w:p>
+            <w:pPr>
+              <w:spacing w:after="40" w:before="40"/>
+              <w:jc w:val="left"/>
+            </w:pPr>
+            <w:r>
+              <w:rPr>
+                <w:rFonts w:ascii="Arial" w:cs="Arial" w:eastAsia="Arial" w:hAnsi="Arial"/>
+                <w:b/>
+                <w:bCs/>
+                <w:i w:val="false"/>
+                <w:iCs w:val="false"/>
+                <w:color w:val="000000"/>
+                <w:sz w:val="17"/>
+                <w:szCs w:val="17"/>
+              </w:rPr>
+              <w:t xml:space="preserve">Description</w:t>
+            </w:r>
+          </w:p>
+        </w:tc>
+        <w:tc>
+          <w:tcPr>
+            <w:tcW w:type="dxa" w:w="7860"/>
+            <w:tcBorders>
+              <w:top w:val="single" w:color="CCCCCC" w:sz="1"/>
+              <w:left w:val="single" w:color="CCCCCC" w:sz="1"/>
+              <w:bottom w:val="single" w:color="CCCCCC" w:sz="1"/>
+              <w:right w:val="single" w:color="CCCCCC" w:sz="1"/>
+            </w:tcBorders>
+            <w:tcMar>
+              <w:top w:type="dxa" w:w="60"/>
+              <w:left w:type="dxa" w:w="120"/>
+              <w:bottom w:type="dxa" w:w="60"/>
+              <w:right w:type="dxa" w:w="120"/>
+            </w:tcMar>
+            <w:vAlign w:val="top"/>
+          </w:tcPr>
+          <w:p>
+            <w:pPr>
+              <w:spacing w:after="40" w:before="40"/>
+              <w:jc w:val="left"/>
+            </w:pPr>
+            <w:r>
+              <w:rPr>
+                <w:rFonts w:ascii="Arial" w:cs="Arial" w:eastAsia="Arial" w:hAnsi="Arial"/>
+                <w:b w:val="false"/>
+                <w:bCs w:val="false"/>
+                <w:i w:val="false"/>
+                <w:iCs w:val="false"/>
+                <w:color w:val="000000"/>
+                <w:sz w:val="17"/>
+                <w:szCs w:val="17"/>
+              </w:rPr>
+              <w:t xml:space="preserve">After a post was submitted successfully, CommunityHubPage.vue reused the local blob URL preview in the newly rendered post. However, clearThreadImage() immediately called URL.revokeObjectURL() on that blob URL, destroying the object reference. The image in the new post then displayed as a broken icon until the page was refreshed, at which point the server-hosted /posts/... path loaded correctly.</w:t>
+            </w:r>
+          </w:p>
+        </w:tc>
+      </w:tr>
+      <w:tr>
+        <w:tc>
+          <w:tcPr>
+            <w:tcW w:type="dxa" w:w="1500"/>
+            <w:tcBorders>
+              <w:top w:val="single" w:color="CCCCCC" w:sz="1"/>
+              <w:left w:val="single" w:color="CCCCCC" w:sz="1"/>
+              <w:bottom w:val="single" w:color="CCCCCC" w:sz="1"/>
+              <w:right w:val="single" w:color="CCCCCC" w:sz="1"/>
+            </w:tcBorders>
+            <w:shd w:fill="E8EAED" w:val="clear"/>
+            <w:tcMar>
+              <w:top w:type="dxa" w:w="60"/>
+              <w:left w:type="dxa" w:w="120"/>
+              <w:bottom w:type="dxa" w:w="60"/>
+              <w:right w:type="dxa" w:w="120"/>
+            </w:tcMar>
+            <w:vAlign w:val="top"/>
+          </w:tcPr>
+          <w:p>
+            <w:pPr>
+              <w:spacing w:after="40" w:before="40"/>
+              <w:jc w:val="left"/>
+            </w:pPr>
+            <w:r>
+              <w:rPr>
+                <w:rFonts w:ascii="Arial" w:cs="Arial" w:eastAsia="Arial" w:hAnsi="Arial"/>
+                <w:b/>
+                <w:bCs/>
+                <w:i w:val="false"/>
+                <w:iCs w:val="false"/>
+                <w:color w:val="000000"/>
+                <w:sz w:val="17"/>
+                <w:szCs w:val="17"/>
+              </w:rPr>
+              <w:t xml:space="preserve">Resolution</w:t>
+            </w:r>
+          </w:p>
+        </w:tc>
+        <w:tc>
+          <w:tcPr>
+            <w:tcW w:type="dxa" w:w="7860"/>
+            <w:tcBorders>
+              <w:top w:val="single" w:color="CCCCCC" w:sz="1"/>
+              <w:left w:val="single" w:color="CCCCCC" w:sz="1"/>
+              <w:bottom w:val="single" w:color="CCCCCC" w:sz="1"/>
+              <w:right w:val="single" w:color="CCCCCC" w:sz="1"/>
+            </w:tcBorders>
+            <w:tcMar>
+              <w:top w:type="dxa" w:w="60"/>
+              <w:left w:type="dxa" w:w="120"/>
+              <w:bottom w:type="dxa" w:w="60"/>
+              <w:right w:type="dxa" w:w="120"/>
+            </w:tcMar>
+            <w:vAlign w:val="top"/>
+          </w:tcPr>
+          <w:p>
+            <w:pPr>
+              <w:spacing w:after="40" w:before="40"/>
+              <w:jc w:val="left"/>
+            </w:pPr>
+            <w:r>
+              <w:rPr>
+                <w:rFonts w:ascii="Arial" w:cs="Arial" w:eastAsia="Arial" w:hAnsi="Arial"/>
+                <w:b w:val="false"/>
+                <w:bCs w:val="false"/>
+                <w:i w:val="false"/>
+                <w:iCs w:val="false"/>
+                <w:color w:val="000000"/>
+                <w:sz w:val="17"/>
+                <w:szCs w:val="17"/>
+              </w:rPr>
+              <w:t xml:space="preserve">Modified the post-submission cleanup flow to not revoke the blob URL when the new post still references it. The form input and state are reset without calling revokeObjectURL. The blob URL is naturally released after the page refreshes and the post image loads from the server path.</w:t>
             </w:r>
           </w:p>
         </w:tc>
